--- a/Wafir—Technical Report (AI Readiness Hackathon – KSA).docx
+++ b/Wafir—Technical Report (AI Readiness Hackathon – KSA).docx
@@ -173,7 +173,21 @@
     </w:p>
     <w:p>
       <w:pPr>
-        <w:spacing w:after="60" w:before="0" w:line="220" w:lineRule="auto"/>
+        <w:spacing w:after="20" w:before="0" w:line="220" w:lineRule="auto"/>
+      </w:pPr>
+      <w:r>
+        <w:rPr>
+          <w:rFonts w:ascii="Calibri" w:hAnsi="Calibri" w:cs="IBM Plex Sans Arabic" w:eastAsia="Calibri"/>
+          <w:b/>
+          <w:color w:val="0F172A"/>
+          <w:sz w:val="18"/>
+        </w:rPr>
+        <w:t>Team Members</w:t>
+      </w:r>
+    </w:p>
+    <w:p>
+      <w:pPr>
+        <w:spacing w:after="12" w:before="0" w:line="220" w:lineRule="auto"/>
       </w:pPr>
       <w:r>
         <w:rPr>
@@ -182,7 +196,63 @@
           <w:color w:val="0F172A"/>
           <w:sz w:val="17"/>
         </w:rPr>
-        <w:t>Team Members. Mohammed Nadher Aboalrejal — Mentor — aboalrejal.ai@gmail.com — Technical Lead, System Architect, Technical Report Author. Fatima Alsultan (KFU, Chemical Engineering, 2nd Year) — fatima.alsultan2105@gmail.com — Document research, concept ideation, policy gap analysis, report structuring. Shahad Alsultan (KFU, Civil Engineering, 2nd Year) — shahadalsultan2026@outlook.com — Video production, report drafting. Jorry Alfalah (KFU, Electrical Engineering, 2nd Year) — Jurryraed90@hotmail.com — App UI design, logo. Noor Alshammari (KFU, Chemical Engineering, 2nd Year) — noornaser.sh1@gmail.com — App UI templates, logo.</w:t>
+        <w:t>• Mohammed Nadher Aboalrejal — Mentor — aboalrejal.ai@gmail.com — Technical Lead, System Architect, Technical Report Author</w:t>
+      </w:r>
+    </w:p>
+    <w:p>
+      <w:pPr>
+        <w:spacing w:after="12" w:before="0" w:line="220" w:lineRule="auto"/>
+      </w:pPr>
+      <w:r>
+        <w:rPr>
+          <w:rFonts w:ascii="Calibri" w:hAnsi="Calibri" w:cs="IBM Plex Sans Arabic" w:eastAsia="Calibri"/>
+          <w:b w:val="0"/>
+          <w:color w:val="0F172A"/>
+          <w:sz w:val="17"/>
+        </w:rPr>
+        <w:t>• Fatima Alsultan (KFU, Chemical Engineering, 2nd Year) — fatima.alsultan2105@gmail.com — Document research, concept ideation, policy gap analysis, report structuring</w:t>
+      </w:r>
+    </w:p>
+    <w:p>
+      <w:pPr>
+        <w:spacing w:after="12" w:before="0" w:line="220" w:lineRule="auto"/>
+      </w:pPr>
+      <w:r>
+        <w:rPr>
+          <w:rFonts w:ascii="Calibri" w:hAnsi="Calibri" w:cs="IBM Plex Sans Arabic" w:eastAsia="Calibri"/>
+          <w:b w:val="0"/>
+          <w:color w:val="0F172A"/>
+          <w:sz w:val="17"/>
+        </w:rPr>
+        <w:t>• Shahad Alsultan (KFU, Civil Engineering, 2nd Year) — shahadalsultan2026@outlook.com — Video production, report drafting (Introduction and Nodes)</w:t>
+      </w:r>
+    </w:p>
+    <w:p>
+      <w:pPr>
+        <w:spacing w:after="12" w:before="0" w:line="220" w:lineRule="auto"/>
+      </w:pPr>
+      <w:r>
+        <w:rPr>
+          <w:rFonts w:ascii="Calibri" w:hAnsi="Calibri" w:cs="IBM Plex Sans Arabic" w:eastAsia="Calibri"/>
+          <w:b w:val="0"/>
+          <w:color w:val="0F172A"/>
+          <w:sz w:val="17"/>
+        </w:rPr>
+        <w:t>• Jorry Alfalah (KFU, Electrical Engineering, 2nd Year) — Jurryraed90@hotmail.com — App UI design, logo design</w:t>
+      </w:r>
+    </w:p>
+    <w:p>
+      <w:pPr>
+        <w:spacing w:after="12" w:before="0" w:line="220" w:lineRule="auto"/>
+      </w:pPr>
+      <w:r>
+        <w:rPr>
+          <w:rFonts w:ascii="Calibri" w:hAnsi="Calibri" w:cs="IBM Plex Sans Arabic" w:eastAsia="Calibri"/>
+          <w:b w:val="0"/>
+          <w:color w:val="0F172A"/>
+          <w:sz w:val="17"/>
+        </w:rPr>
+        <w:t>• Noor Alshammari (KFU, Chemical Engineering, 2nd Year) — noornaser.sh1@gmail.com — App UI templates, logo design</w:t>
       </w:r>
     </w:p>
     <w:p>
@@ -201,7 +271,21 @@
     </w:p>
     <w:p>
       <w:pPr>
-        <w:spacing w:after="40" w:before="0" w:line="220" w:lineRule="auto"/>
+        <w:spacing w:after="20" w:before="0" w:line="220" w:lineRule="auto"/>
+      </w:pPr>
+      <w:r>
+        <w:rPr>
+          <w:rFonts w:ascii="Calibri" w:hAnsi="Calibri" w:cs="IBM Plex Sans Arabic" w:eastAsia="Calibri"/>
+          <w:b/>
+          <w:color w:val="0F172A"/>
+          <w:sz w:val="18"/>
+        </w:rPr>
+        <w:t>Project resources</w:t>
+      </w:r>
+    </w:p>
+    <w:p>
+      <w:pPr>
+        <w:spacing w:after="12" w:before="0" w:line="220" w:lineRule="auto"/>
       </w:pPr>
       <w:r>
         <w:rPr>
@@ -210,7 +294,7 @@
           <w:color w:val="0F172A"/>
           <w:sz w:val="18"/>
         </w:rPr>
-        <w:t xml:space="preserve">Project resources. Live Demo: </w:t>
+        <w:t xml:space="preserve">• Live Demo: </w:t>
       </w:r>
       <w:hyperlink r:id="rId10">
         <w:r>
@@ -223,6 +307,11 @@
           <w:t xml:space="preserve">https://wafier.aboalrejal.com/</w:t>
         </w:r>
       </w:hyperlink>
+    </w:p>
+    <w:p>
+      <w:pPr>
+        <w:spacing w:after="12" w:before="0" w:line="220" w:lineRule="auto"/>
+      </w:pPr>
       <w:r>
         <w:rPr>
           <w:rFonts w:ascii="Calibri" w:hAnsi="Calibri" w:cs="IBM Plex Sans Arabic" w:eastAsia="Calibri"/>
@@ -230,7 +319,7 @@
           <w:color w:val="0F172A"/>
           <w:sz w:val="18"/>
         </w:rPr>
-        <w:t xml:space="preserve">  ·  GitHub: </w:t>
+        <w:t xml:space="preserve">• GitHub: </w:t>
       </w:r>
       <w:hyperlink r:id="rId11">
         <w:r>
@@ -243,6 +332,11 @@
           <w:t xml:space="preserve">https://github.com/aboalrejal-ai/wafier</w:t>
         </w:r>
       </w:hyperlink>
+    </w:p>
+    <w:p>
+      <w:pPr>
+        <w:spacing w:after="12" w:before="0" w:line="220" w:lineRule="auto"/>
+      </w:pPr>
       <w:r>
         <w:rPr>
           <w:rFonts w:ascii="Calibri" w:hAnsi="Calibri" w:cs="IBM Plex Sans Arabic" w:eastAsia="Calibri"/>
@@ -250,7 +344,7 @@
           <w:color w:val="0F172A"/>
           <w:sz w:val="18"/>
         </w:rPr>
-        <w:t xml:space="preserve">  ·  Demo video: </w:t>
+        <w:t xml:space="preserve">• Demo video: </w:t>
       </w:r>
       <w:hyperlink r:id="rId12">
         <w:r>
